--- a/MPP_MES_PHASED_PLAN_CONFIG_TOOL.docx
+++ b/MPP_MES_PHASED_PLAN_CONFIG_TOOL.docx
@@ -74,7 +74,7 @@
         <w:t xml:space="preserve"> </w:t>
       </w:r>
       <w:r>
-        <w:t xml:space="preserve">1.4</w:t>
+        <w:t xml:space="preserve">1.6</w:t>
       </w:r>
       <w:r>
         <w:t xml:space="preserve"> </w:t>
@@ -90,7 +90,7 @@
         <w:t xml:space="preserve"> </w:t>
       </w:r>
       <w:r>
-        <w:t xml:space="preserve">2026-04-14</w:t>
+        <w:t xml:space="preserve">2026-04-15</w:t>
       </w:r>
     </w:p>
     <w:p>
@@ -1766,6 +1766,566 @@
             </w:r>
             <w:r>
               <w:t xml:space="preserve">. Cross-cutting concern #1 updated. Aligns with Data Model v0.6 (all PKs BIGINT, all VARCHAR → NVARCHAR).</w:t>
+            </w:r>
+          </w:p>
+        </w:tc>
+      </w:tr>
+      <w:tr>
+        <w:tc>
+          <w:tcPr/>
+          <w:p>
+            <w:pPr>
+              <w:pStyle w:val="Compact"/>
+            </w:pPr>
+            <w:r>
+              <w:t xml:space="preserve">1.6</w:t>
+            </w:r>
+          </w:p>
+        </w:tc>
+        <w:tc>
+          <w:tcPr/>
+          <w:p>
+            <w:pPr>
+              <w:pStyle w:val="Compact"/>
+            </w:pPr>
+            <w:r>
+              <w:t xml:space="preserve">2026-04-15</w:t>
+            </w:r>
+          </w:p>
+        </w:tc>
+        <w:tc>
+          <w:tcPr/>
+          <w:p>
+            <w:pPr>
+              <w:pStyle w:val="Compact"/>
+            </w:pPr>
+            <w:r>
+              <w:t xml:space="preserve">Blue Ridge Automation</w:t>
+            </w:r>
+          </w:p>
+        </w:tc>
+        <w:tc>
+          <w:tcPr/>
+          <w:p>
+            <w:pPr>
+              <w:pStyle w:val="Compact"/>
+            </w:pPr>
+            <w:r>
+              <w:rPr>
+                <w:b/>
+                <w:bCs/>
+              </w:rPr>
+              <w:t xml:space="preserve">Phase 8 built and tested.</w:t>
+            </w:r>
+            <w:r>
+              <w:t xml:space="preserve"> </w:t>
+            </w:r>
+            <w:r>
+              <w:t xml:space="preserve">Migration</w:t>
+            </w:r>
+            <w:r>
+              <w:t xml:space="preserve"> </w:t>
+            </w:r>
+            <w:r>
+              <w:rPr>
+                <w:rStyle w:val="VerbatimChar"/>
+              </w:rPr>
+              <w:t xml:space="preserve">0009_phase8_oee_reference.sql</w:t>
+            </w:r>
+            <w:r>
+              <w:t xml:space="preserve"> </w:t>
+            </w:r>
+            <w:r>
+              <w:t xml:space="preserve">creates 4 Oee tables:</w:t>
+            </w:r>
+            <w:r>
+              <w:t xml:space="preserve"> </w:t>
+            </w:r>
+            <w:r>
+              <w:rPr>
+                <w:rStyle w:val="VerbatimChar"/>
+              </w:rPr>
+              <w:t xml:space="preserve">Oee.DowntimeReasonType</w:t>
+            </w:r>
+            <w:r>
+              <w:t xml:space="preserve"> </w:t>
+            </w:r>
+            <w:r>
+              <w:t xml:space="preserve">(seed-only, 6 fixed rows: Equipment/Miscellaneous/Mold/Quality/Setup/Unscheduled — read-only, no CRUD procs),</w:t>
+            </w:r>
+            <w:r>
+              <w:t xml:space="preserve"> </w:t>
+            </w:r>
+            <w:r>
+              <w:rPr>
+                <w:rStyle w:val="VerbatimChar"/>
+              </w:rPr>
+              <w:t xml:space="preserve">Oee.DowntimeReasonCode</w:t>
+            </w:r>
+            <w:r>
+              <w:t xml:space="preserve"> </w:t>
+            </w:r>
+            <w:r>
+              <w:t xml:space="preserve">(mutable with FKs to Area Location + nullable ReasonType + nullable SourceCode),</w:t>
+            </w:r>
+            <w:r>
+              <w:t xml:space="preserve"> </w:t>
+            </w:r>
+            <w:r>
+              <w:rPr>
+                <w:rStyle w:val="VerbatimChar"/>
+              </w:rPr>
+              <w:t xml:space="preserve">Oee.ShiftSchedule</w:t>
+            </w:r>
+            <w:r>
+              <w:t xml:space="preserve"> </w:t>
+            </w:r>
+            <w:r>
+              <w:t xml:space="preserve">(mutable with</w:t>
+            </w:r>
+            <w:r>
+              <w:t xml:space="preserve"> </w:t>
+            </w:r>
+            <w:r>
+              <w:rPr>
+                <w:rStyle w:val="VerbatimChar"/>
+              </w:rPr>
+              <w:t xml:space="preserve">DaysOfWeekBitmask INT</w:t>
+            </w:r>
+            <w:r>
+              <w:t xml:space="preserve"> </w:t>
+            </w:r>
+            <w:r>
+              <w:t xml:space="preserve">Mon=1…Sun=64 and CHECK 1-127), and</w:t>
+            </w:r>
+            <w:r>
+              <w:t xml:space="preserve"> </w:t>
+            </w:r>
+            <w:r>
+              <w:rPr>
+                <w:rStyle w:val="VerbatimChar"/>
+              </w:rPr>
+              <w:t xml:space="preserve">Oee.Shift</w:t>
+            </w:r>
+            <w:r>
+              <w:t xml:space="preserve"> </w:t>
+            </w:r>
+            <w:r>
+              <w:t xml:space="preserve">(runtime instances — Arc 2 writes, config tool only reads). 13 new stored procs:</w:t>
+            </w:r>
+            <w:r>
+              <w:t xml:space="preserve"> </w:t>
+            </w:r>
+            <w:r>
+              <w:rPr>
+                <w:rStyle w:val="VerbatimChar"/>
+              </w:rPr>
+              <w:t xml:space="preserve">DowntimeReasonType_List</w:t>
+            </w:r>
+            <w:r>
+              <w:t xml:space="preserve"> </w:t>
+            </w:r>
+            <w:r>
+              <w:t xml:space="preserve">(1),</w:t>
+            </w:r>
+            <w:r>
+              <w:t xml:space="preserve"> </w:t>
+            </w:r>
+            <w:r>
+              <w:rPr>
+                <w:rStyle w:val="VerbatimChar"/>
+              </w:rPr>
+              <w:t xml:space="preserve">DowntimeReasonCode_{List,Get,Create,Update,Deprecate,BulkLoadFromSeed}</w:t>
+            </w:r>
+            <w:r>
+              <w:t xml:space="preserve"> </w:t>
+            </w:r>
+            <w:r>
+              <w:t xml:space="preserve">(6),</w:t>
+            </w:r>
+            <w:r>
+              <w:t xml:space="preserve"> </w:t>
+            </w:r>
+            <w:r>
+              <w:rPr>
+                <w:rStyle w:val="VerbatimChar"/>
+              </w:rPr>
+              <w:t xml:space="preserve">ShiftSchedule_{List,Get,Create,Update,Deprecate}</w:t>
+            </w:r>
+            <w:r>
+              <w:t xml:space="preserve"> </w:t>
+            </w:r>
+            <w:r>
+              <w:t xml:space="preserve">(5),</w:t>
+            </w:r>
+            <w:r>
+              <w:t xml:space="preserve"> </w:t>
+            </w:r>
+            <w:r>
+              <w:rPr>
+                <w:rStyle w:val="VerbatimChar"/>
+              </w:rPr>
+              <w:t xml:space="preserve">Shift_List</w:t>
+            </w:r>
+            <w:r>
+              <w:t xml:space="preserve"> </w:t>
+            </w:r>
+            <w:r>
+              <w:t xml:space="preserve">(1).</w:t>
+            </w:r>
+            <w:r>
+              <w:t xml:space="preserve"> </w:t>
+            </w:r>
+            <w:r>
+              <w:rPr>
+                <w:rStyle w:val="VerbatimChar"/>
+              </w:rPr>
+              <w:t xml:space="preserve">BulkLoadFromSeed</w:t>
+            </w:r>
+            <w:r>
+              <w:t xml:space="preserve"> </w:t>
+            </w:r>
+            <w:r>
+              <w:t xml:space="preserve">accepts a JSON array + three area-location parameters (DC/MS/TS → AreaLocationId), generates</w:t>
+            </w:r>
+            <w:r>
+              <w:t xml:space="preserve"> </w:t>
+            </w:r>
+            <w:r>
+              <w:rPr>
+                <w:rStyle w:val="VerbatimChar"/>
+              </w:rPr>
+              <w:t xml:space="preserve">Code = DeptCode-NNNN</w:t>
+            </w:r>
+            <w:r>
+              <w:t xml:space="preserve"> </w:t>
+            </w:r>
+            <w:r>
+              <w:t xml:space="preserve">from zero-padded</w:t>
+            </w:r>
+            <w:r>
+              <w:t xml:space="preserve"> </w:t>
+            </w:r>
+            <w:r>
+              <w:rPr>
+                <w:rStyle w:val="VerbatimChar"/>
+              </w:rPr>
+              <w:t xml:space="preserve">ReasonId</w:t>
+            </w:r>
+            <w:r>
+              <w:t xml:space="preserve">, nulls out unmapped</w:t>
+            </w:r>
+            <w:r>
+              <w:t xml:space="preserve"> </w:t>
+            </w:r>
+            <w:r>
+              <w:rPr>
+                <w:rStyle w:val="VerbatimChar"/>
+              </w:rPr>
+              <w:t xml:space="preserve">TypeId</w:t>
+            </w:r>
+            <w:r>
+              <w:t xml:space="preserve">, rejects rows with unknown DeptCode or missing required fields, and returns</w:t>
+            </w:r>
+            <w:r>
+              <w:t xml:space="preserve"> </w:t>
+            </w:r>
+            <w:r>
+              <w:rPr>
+                <w:rStyle w:val="VerbatimChar"/>
+              </w:rPr>
+              <w:t xml:space="preserve">(Status, Message, InsertedCount, SkippedCount, RejectedCount, RejectedRowsJson)</w:t>
+            </w:r>
+            <w:r>
+              <w:t xml:space="preserve"> </w:t>
+            </w:r>
+            <w:r>
+              <w:t xml:space="preserve">— idempotent on re-run (existing Codes skipped). +1</w:t>
+            </w:r>
+            <w:r>
+              <w:t xml:space="preserve"> </w:t>
+            </w:r>
+            <w:r>
+              <w:rPr>
+                <w:rStyle w:val="VerbatimChar"/>
+              </w:rPr>
+              <w:t xml:space="preserve">Audit.LogEntityType</w:t>
+            </w:r>
+            <w:r>
+              <w:t xml:space="preserve"> </w:t>
+            </w:r>
+            <w:r>
+              <w:t xml:space="preserve">row (ShiftSchedule at Id=30; DowntimeReasonCode was already seeded in bootstrap at Id=15). Dev seed updated with Trim Shop Area (Id=13, Code</w:t>
+            </w:r>
+            <w:r>
+              <w:t xml:space="preserve"> </w:t>
+            </w:r>
+            <w:r>
+              <w:rPr>
+                <w:rStyle w:val="VerbatimChar"/>
+              </w:rPr>
+              <w:t xml:space="preserve">TRIM</w:t>
+            </w:r>
+            <w:r>
+              <w:t xml:space="preserve">). 5 new test files in</w:t>
+            </w:r>
+            <w:r>
+              <w:t xml:space="preserve"> </w:t>
+            </w:r>
+            <w:r>
+              <w:rPr>
+                <w:rStyle w:val="VerbatimChar"/>
+              </w:rPr>
+              <w:t xml:space="preserve">sql/tests/0012_Oee_Reference/</w:t>
+            </w:r>
+            <w:r>
+              <w:t xml:space="preserve">, ~45 new assertions. Full suite now</w:t>
+            </w:r>
+            <w:r>
+              <w:t xml:space="preserve"> </w:t>
+            </w:r>
+            <w:r>
+              <w:rPr>
+                <w:b/>
+                <w:bCs/>
+              </w:rPr>
+              <w:t xml:space="preserve">779/779 passing</w:t>
+            </w:r>
+            <w:r>
+              <w:t xml:space="preserve"> </w:t>
+            </w:r>
+            <w:r>
+              <w:t xml:space="preserve">across 20 suites. Phase 8 remaining non-SQL work: run</w:t>
+            </w:r>
+            <w:r>
+              <w:t xml:space="preserve"> </w:t>
+            </w:r>
+            <w:r>
+              <w:rPr>
+                <w:rStyle w:val="VerbatimChar"/>
+              </w:rPr>
+              <w:t xml:space="preserve">BulkLoadFromSeed</w:t>
+            </w:r>
+            <w:r>
+              <w:t xml:space="preserve"> </w:t>
+            </w:r>
+            <w:r>
+              <w:t xml:space="preserve">against the 353-row</w:t>
+            </w:r>
+            <w:r>
+              <w:t xml:space="preserve"> </w:t>
+            </w:r>
+            <w:r>
+              <w:rPr>
+                <w:rStyle w:val="VerbatimChar"/>
+              </w:rPr>
+              <w:t xml:space="preserve">downtime_reason_codes.csv</w:t>
+            </w:r>
+            <w:r>
+              <w:t xml:space="preserve"> </w:t>
+            </w:r>
+            <w:r>
+              <w:t xml:space="preserve">once MPP confirms the production DC/MS/TS→Area mapping; backfill nullable</w:t>
+            </w:r>
+            <w:r>
+              <w:t xml:space="preserve"> </w:t>
+            </w:r>
+            <w:r>
+              <w:rPr>
+                <w:rStyle w:val="VerbatimChar"/>
+              </w:rPr>
+              <w:t xml:space="preserve">DowntimeReasonTypeId</w:t>
+            </w:r>
+            <w:r>
+              <w:t xml:space="preserve"> </w:t>
+            </w:r>
+            <w:r>
+              <w:t xml:space="preserve">for the ~25 CSV rows with missing TypeDesc.</w:t>
+            </w:r>
+          </w:p>
+        </w:tc>
+      </w:tr>
+      <w:tr>
+        <w:tc>
+          <w:tcPr>
+            <w:shd w:val="clear" w:color="auto" w:fill="F2F2F2"/>
+          </w:tcPr>
+          <w:tcPr/>
+          <w:p>
+            <w:pPr>
+              <w:pStyle w:val="Compact"/>
+            </w:pPr>
+            <w:r>
+              <w:t xml:space="preserve">1.5</w:t>
+            </w:r>
+          </w:p>
+        </w:tc>
+        <w:tc>
+          <w:tcPr>
+            <w:shd w:val="clear" w:color="auto" w:fill="F2F2F2"/>
+          </w:tcPr>
+          <w:tcPr/>
+          <w:p>
+            <w:pPr>
+              <w:pStyle w:val="Compact"/>
+            </w:pPr>
+            <w:r>
+              <w:t xml:space="preserve">2026-04-15</w:t>
+            </w:r>
+          </w:p>
+        </w:tc>
+        <w:tc>
+          <w:tcPr>
+            <w:shd w:val="clear" w:color="auto" w:fill="F2F2F2"/>
+          </w:tcPr>
+          <w:tcPr/>
+          <w:p>
+            <w:pPr>
+              <w:pStyle w:val="Compact"/>
+            </w:pPr>
+            <w:r>
+              <w:t xml:space="preserve">Blue Ridge Automation</w:t>
+            </w:r>
+          </w:p>
+        </w:tc>
+        <w:tc>
+          <w:tcPr>
+            <w:shd w:val="clear" w:color="auto" w:fill="F2F2F2"/>
+          </w:tcPr>
+          <w:tcPr/>
+          <w:p>
+            <w:pPr>
+              <w:pStyle w:val="Compact"/>
+            </w:pPr>
+            <w:r>
+              <w:rPr>
+                <w:b/>
+                <w:bCs/>
+              </w:rPr>
+              <w:t xml:space="preserve">Production data collection capture — forward-reference to Arc 2.</w:t>
+            </w:r>
+            <w:r>
+              <w:t xml:space="preserve"> </w:t>
+            </w:r>
+            <w:r>
+              <w:t xml:space="preserve">Updated Phase 5 to note the downstream consumer contract: every</w:t>
+            </w:r>
+            <w:r>
+              <w:t xml:space="preserve"> </w:t>
+            </w:r>
+            <w:r>
+              <w:rPr>
+                <w:rStyle w:val="VerbatimChar"/>
+              </w:rPr>
+              <w:t xml:space="preserve">Parts.DataCollectionField</w:t>
+            </w:r>
+            <w:r>
+              <w:t xml:space="preserve"> </w:t>
+            </w:r>
+            <w:r>
+              <w:t xml:space="preserve">configured on an</w:t>
+            </w:r>
+            <w:r>
+              <w:t xml:space="preserve"> </w:t>
+            </w:r>
+            <w:r>
+              <w:rPr>
+                <w:rStyle w:val="VerbatimChar"/>
+              </w:rPr>
+              <w:t xml:space="preserve">Parts.OperationTemplate</w:t>
+            </w:r>
+            <w:r>
+              <w:t xml:space="preserve"> </w:t>
+            </w:r>
+            <w:r>
+              <w:t xml:space="preserve">via</w:t>
+            </w:r>
+            <w:r>
+              <w:t xml:space="preserve"> </w:t>
+            </w:r>
+            <w:r>
+              <w:rPr>
+                <w:rStyle w:val="VerbatimChar"/>
+              </w:rPr>
+              <w:t xml:space="preserve">Parts.OperationTemplateField</w:t>
+            </w:r>
+            <w:r>
+              <w:t xml:space="preserve"> </w:t>
+            </w:r>
+            <w:r>
+              <w:t xml:space="preserve">is captured at event time in Arc 2 by</w:t>
+            </w:r>
+            <w:r>
+              <w:t xml:space="preserve"> </w:t>
+            </w:r>
+            <w:r>
+              <w:rPr>
+                <w:rStyle w:val="VerbatimChar"/>
+              </w:rPr>
+              <w:t xml:space="preserve">Workorder.ProductionEvent</w:t>
+            </w:r>
+            <w:r>
+              <w:t xml:space="preserve"> </w:t>
+            </w:r>
+            <w:r>
+              <w:t xml:space="preserve">(hot typed columns for GoodCount/NoGoodCount/DieIdentifier/CavityNumber/WeightValue/WeightUomId) + a new</w:t>
+            </w:r>
+            <w:r>
+              <w:t xml:space="preserve"> </w:t>
+            </w:r>
+            <w:r>
+              <w:rPr>
+                <w:rStyle w:val="VerbatimChar"/>
+              </w:rPr>
+              <w:t xml:space="preserve">Workorder.ProductionEventValue</w:t>
+            </w:r>
+            <w:r>
+              <w:t xml:space="preserve"> </w:t>
+            </w:r>
+            <w:r>
+              <w:t xml:space="preserve">child (one row per non-hot field). No Arc 1 scope change — Phase 5 procs and the Operation Template Editor are already correct. Updated</w:t>
+            </w:r>
+            <w:r>
+              <w:t xml:space="preserve"> </w:t>
+            </w:r>
+            <w:r>
+              <w:t xml:space="preserve">“Out of Scope”</w:t>
+            </w:r>
+            <w:r>
+              <w:t xml:space="preserve"> </w:t>
+            </w:r>
+            <w:r>
+              <w:t xml:space="preserve">to flag the Arc 2</w:t>
+            </w:r>
+            <w:r>
+              <w:t xml:space="preserve"> </w:t>
+            </w:r>
+            <w:r>
+              <w:rPr>
+                <w:rStyle w:val="VerbatimChar"/>
+              </w:rPr>
+              <w:t xml:space="preserve">ProductionEvent_Record</w:t>
+            </w:r>
+            <w:r>
+              <w:t xml:space="preserve"> </w:t>
+            </w:r>
+            <w:r>
+              <w:t xml:space="preserve">proc and</w:t>
+            </w:r>
+            <w:r>
+              <w:t xml:space="preserve"> </w:t>
+            </w:r>
+            <w:r>
+              <w:rPr>
+                <w:rStyle w:val="VerbatimChar"/>
+              </w:rPr>
+              <w:t xml:space="preserve">ProductionEventValue</w:t>
+            </w:r>
+            <w:r>
+              <w:t xml:space="preserve"> </w:t>
+            </w:r>
+            <w:r>
+              <w:t xml:space="preserve">table as the concrete runtime counterpart to the Arc 1 template configuration, so the Arc 2 plan picks up a defined contract. Data model v1.4 + FDS v0.7 carry the full schema + requirement detail.</w:t>
             </w:r>
           </w:p>
         </w:tc>
@@ -32532,6 +33092,126 @@
       </w:r>
     </w:p>
     <w:p>
+      <w:pPr>
+        <w:pStyle w:val="BlockText"/>
+      </w:pPr>
+      <w:r>
+        <w:rPr>
+          <w:b/>
+          <w:bCs/>
+        </w:rPr>
+        <w:t xml:space="preserve">Forward-reference — Arc 2 (Plant Floor).</w:t>
+      </w:r>
+      <w:r>
+        <w:t xml:space="preserve"> </w:t>
+      </w:r>
+      <w:r>
+        <w:t xml:space="preserve">The</w:t>
+      </w:r>
+      <w:r>
+        <w:t xml:space="preserve"> </w:t>
+      </w:r>
+      <w:r>
+        <w:rPr>
+          <w:rStyle w:val="VerbatimChar"/>
+        </w:rPr>
+        <w:t xml:space="preserve">Parts.OperationTemplateField</w:t>
+      </w:r>
+      <w:r>
+        <w:t xml:space="preserve"> </w:t>
+      </w:r>
+      <w:r>
+        <w:t xml:space="preserve">rows an engineer configures here define the runtime data-collection contract. When a LOT passes through an operation on the shop floor, Arc 2’s</w:t>
+      </w:r>
+      <w:r>
+        <w:t xml:space="preserve"> </w:t>
+      </w:r>
+      <w:r>
+        <w:rPr>
+          <w:rStyle w:val="VerbatimChar"/>
+        </w:rPr>
+        <w:t xml:space="preserve">Workorder.ProductionEvent_Record</w:t>
+      </w:r>
+      <w:r>
+        <w:t xml:space="preserve"> </w:t>
+      </w:r>
+      <w:r>
+        <w:t xml:space="preserve">proc SHALL (per FDS-03-017a): (1) write one</w:t>
+      </w:r>
+      <w:r>
+        <w:t xml:space="preserve"> </w:t>
+      </w:r>
+      <w:r>
+        <w:rPr>
+          <w:rStyle w:val="VerbatimChar"/>
+        </w:rPr>
+        <w:t xml:space="preserve">Workorder.ProductionEvent</w:t>
+      </w:r>
+      <w:r>
+        <w:t xml:space="preserve"> </w:t>
+      </w:r>
+      <w:r>
+        <w:t xml:space="preserve">header carrying</w:t>
+      </w:r>
+      <w:r>
+        <w:t xml:space="preserve"> </w:t>
+      </w:r>
+      <w:r>
+        <w:rPr>
+          <w:rStyle w:val="VerbatimChar"/>
+        </w:rPr>
+        <w:t xml:space="preserve">OperationTemplateId</w:t>
+      </w:r>
+      <w:r>
+        <w:t xml:space="preserve"> </w:t>
+      </w:r>
+      <w:r>
+        <w:t xml:space="preserve">plus hot typed columns (GoodCount, NoGoodCount, DieIdentifier, CavityNumber, WeightValue + WeightUomId) for fields promoted from</w:t>
+      </w:r>
+      <w:r>
+        <w:t xml:space="preserve"> </w:t>
+      </w:r>
+      <w:r>
+        <w:rPr>
+          <w:rStyle w:val="VerbatimChar"/>
+        </w:rPr>
+        <w:t xml:space="preserve">DataCollectionField</w:t>
+      </w:r>
+      <w:r>
+        <w:t xml:space="preserve">; (2) write one</w:t>
+      </w:r>
+      <w:r>
+        <w:t xml:space="preserve"> </w:t>
+      </w:r>
+      <w:r>
+        <w:rPr>
+          <w:rStyle w:val="VerbatimChar"/>
+        </w:rPr>
+        <w:t xml:space="preserve">Workorder.ProductionEventValue</w:t>
+      </w:r>
+      <w:r>
+        <w:t xml:space="preserve"> </w:t>
+      </w:r>
+      <w:r>
+        <w:t xml:space="preserve">child per non-hot field configured on the template; (3) reject on missing</w:t>
+      </w:r>
+      <w:r>
+        <w:t xml:space="preserve"> </w:t>
+      </w:r>
+      <w:r>
+        <w:rPr>
+          <w:rStyle w:val="VerbatimChar"/>
+        </w:rPr>
+        <w:t xml:space="preserve">IsRequired = 1</w:t>
+      </w:r>
+      <w:r>
+        <w:t xml:space="preserve"> </w:t>
+      </w:r>
+      <w:r>
+        <w:t xml:space="preserve">fields; (4) reject on attempts to double-write a hot-column field into the child table. No Arc 1 proc changes — but the Phase 5 Operation Template Editor is what drives what Arc 2 captures. The Arc 2 plan (separate document) owns the write proc and the plant-floor screen.</w:t>
+      </w:r>
+    </w:p>
+    <w:p>
       <w:r>
         <w:pict>
           <v:rect style="width:0;height:1.5pt" o:hralign="center" o:hrstd="t" o:hr="t"/>
@@ -41525,7 +42205,95 @@
         <w:t xml:space="preserve"> </w:t>
       </w:r>
       <w:r>
-        <w:t xml:space="preserve">attribution) will shape those Arc 2 procs when that plan is written.</w:t>
+        <w:t xml:space="preserve">attribution) will shape those Arc 2 procs when that plan is written. In particular, the production-recording screen and its</w:t>
+      </w:r>
+      <w:r>
+        <w:t xml:space="preserve"> </w:t>
+      </w:r>
+      <w:r>
+        <w:rPr>
+          <w:rStyle w:val="VerbatimChar"/>
+        </w:rPr>
+        <w:t xml:space="preserve">Workorder.ProductionEvent_Record</w:t>
+      </w:r>
+      <w:r>
+        <w:t xml:space="preserve"> </w:t>
+      </w:r>
+      <w:r>
+        <w:t xml:space="preserve">proc own the</w:t>
+      </w:r>
+      <w:r>
+        <w:t xml:space="preserve"> </w:t>
+      </w:r>
+      <w:r>
+        <w:rPr>
+          <w:b/>
+          <w:bCs/>
+        </w:rPr>
+        <w:t xml:space="preserve">data-collection capture contract</w:t>
+      </w:r>
+      <w:r>
+        <w:t xml:space="preserve"> </w:t>
+      </w:r>
+      <w:r>
+        <w:t xml:space="preserve">defined by Phase 5 of this plan (see Phase 5</w:t>
+      </w:r>
+      <w:r>
+        <w:t xml:space="preserve"> </w:t>
+      </w:r>
+      <w:r>
+        <w:t xml:space="preserve">“Forward-reference”</w:t>
+      </w:r>
+      <w:r>
+        <w:t xml:space="preserve"> </w:t>
+      </w:r>
+      <w:r>
+        <w:t xml:space="preserve">callout and FDS-03-017a): header with</w:t>
+      </w:r>
+      <w:r>
+        <w:t xml:space="preserve"> </w:t>
+      </w:r>
+      <w:r>
+        <w:rPr>
+          <w:rStyle w:val="VerbatimChar"/>
+        </w:rPr>
+        <w:t xml:space="preserve">OperationTemplateId</w:t>
+      </w:r>
+      <w:r>
+        <w:t xml:space="preserve"> </w:t>
+      </w:r>
+      <w:r>
+        <w:t xml:space="preserve">+ hot typed columns + one</w:t>
+      </w:r>
+      <w:r>
+        <w:t xml:space="preserve"> </w:t>
+      </w:r>
+      <w:r>
+        <w:rPr>
+          <w:rStyle w:val="VerbatimChar"/>
+        </w:rPr>
+        <w:t xml:space="preserve">Workorder.ProductionEventValue</w:t>
+      </w:r>
+      <w:r>
+        <w:t xml:space="preserve"> </w:t>
+      </w:r>
+      <w:r>
+        <w:t xml:space="preserve">child per non-hot</w:t>
+      </w:r>
+      <w:r>
+        <w:t xml:space="preserve"> </w:t>
+      </w:r>
+      <w:r>
+        <w:rPr>
+          <w:rStyle w:val="VerbatimChar"/>
+        </w:rPr>
+        <w:t xml:space="preserve">Parts.DataCollectionField</w:t>
+      </w:r>
+      <w:r>
+        <w:t xml:space="preserve"> </w:t>
+      </w:r>
+      <w:r>
+        <w:t xml:space="preserve">configured on the template.</w:t>
       </w:r>
     </w:p>
     <w:p>
